--- a/docs/maintenance/AI开发项目_新聊天启动说明.docx
+++ b/docs/maintenance/AI开发项目_新聊天启动说明.docx
@@ -5317,6 +5317,251 @@
           <w:sz w:val="21"/>
         </w:rPr>
         <w:t>继续使用 phone-work/main 单一直线，保护现有未提交现场。私人安装包每次只交最新一个完整 ZIP，不夹带旧安装说明、旧 ZIP、预览、缓存或临时脚本。</w:t>
+      </w:r>
+    </w:p>
+    <w:p>
+      <w:pPr>
+        <w:pStyle w:val="Heading1"/>
+        <w:pageBreakBefore/>
+      </w:pPr>
+      <w:r>
+        <w:rPr>
+          <w:rFonts w:ascii="等线" w:hAnsi="等线" w:eastAsia="等线"/>
+          <w:sz w:val="32"/>
+        </w:rPr>
+        <w:t>v1001 接手提示｜先验后台真实终态，再做 Mac 真机验证（2026-08-20）</w:t>
+      </w:r>
+    </w:p>
+    <w:p>
+      <w:pPr>
+        <w:spacing w:after="120" w:line="300" w:lineRule="auto"/>
+      </w:pPr>
+      <w:r>
+        <w:rPr>
+          <w:rFonts w:ascii="等线" w:hAnsi="等线" w:eastAsia="等线"/>
+          <w:sz w:val="21"/>
+        </w:rPr>
+        <w:t>当前版本是网页 v1001、私人 iOS 1.0.122 (122)、原生桥 25。接手后先核对 Git 与交付包，不要覆盖用户原有未跟踪素材、预览、历史测试或恢复资料。</w:t>
+      </w:r>
+    </w:p>
+    <w:p>
+      <w:pPr>
+        <w:spacing w:after="120" w:line="300" w:lineRule="auto"/>
+      </w:pPr>
+      <w:r>
+        <w:rPr>
+          <w:rFonts w:ascii="等线" w:hAnsi="等线" w:eastAsia="等线"/>
+          <w:sz w:val="21"/>
+        </w:rPr>
+        <w:t>主动伴生不能只看开关或命令数量。应按命令终态、快照时间、是否充电、自动运行日键和角色 outbox/可见消息逐层核对。已知旧现场 51 条命令中 50 条为自动刷新、49 条失败/被取代/过期、仅 1 条完成、outbox 为 0。</w:t>
+      </w:r>
+    </w:p>
+    <w:p>
+      <w:pPr>
+        <w:spacing w:after="120" w:line="300" w:lineRule="auto"/>
+      </w:pPr>
+      <w:r>
+        <w:rPr>
+          <w:rFonts w:ascii="等线" w:hAnsi="等线" w:eastAsia="等线"/>
+          <w:sz w:val="21"/>
+        </w:rPr>
+        <w:t>朋友圈评论失败时不得补写假回复；最新角色朋友圈只做显示置顶；明确照片请求必须等待真实照片或真实生图。角色头像进入聊天详情，消息气泡进入操作菜单；角色拍一拍已删除。</w:t>
+      </w:r>
+    </w:p>
+    <w:p>
+      <w:pPr>
+        <w:spacing w:after="120" w:line="300" w:lineRule="auto"/>
+      </w:pPr>
+      <w:r>
+        <w:rPr>
+          <w:rFonts w:ascii="等线" w:hAnsi="等线" w:eastAsia="等线"/>
+          <w:sz w:val="21"/>
+        </w:rPr>
+        <w:t>Windows 已通过 849/849，但 Mac 编译和真实 iPhone 验证仍未完成。真机至少覆盖：未充电低于 5%、三小时失联位置/电量、难过时心率、手动解锁即时告知、每日睡眠步数和 App 记录、评论重试不造假、照片朋友圈、远控连续定位。</w:t>
+      </w:r>
+    </w:p>
+    <w:p>
+      <w:pPr>
+        <w:pStyle w:val="Heading1"/>
+        <w:pageBreakBefore/>
+      </w:pPr>
+      <w:r>
+        <w:rPr>
+          <w:rFonts w:ascii="等线" w:hAnsi="等线" w:eastAsia="等线"/>
+          <w:sz w:val="32"/>
+        </w:rPr>
+        <w:t>v1002 接手补充｜三个聊天入口不可再次合并（2026-08-20）</w:t>
+      </w:r>
+    </w:p>
+    <w:p>
+      <w:pPr>
+        <w:spacing w:after="120" w:line="300" w:lineRule="auto"/>
+      </w:pPr>
+      <w:r>
+        <w:rPr>
+          <w:rFonts w:ascii="等线" w:hAnsi="等线" w:eastAsia="等线"/>
+          <w:sz w:val="21"/>
+        </w:rPr>
+        <w:t>当前版本：网页 v1002、私人 iOS 1.0.123 (123)、原生桥 25。三个点、角色头像、消息气泡必须分别进入角色资料、聊天详情、消息菜单。</w:t>
+      </w:r>
+    </w:p>
+    <w:p>
+      <w:pPr>
+        <w:spacing w:after="120" w:line="300" w:lineRule="auto"/>
+      </w:pPr>
+      <w:r>
+        <w:rPr>
+          <w:rFonts w:ascii="等线" w:hAnsi="等线" w:eastAsia="等线"/>
+          <w:sz w:val="21"/>
+        </w:rPr>
+        <w:t>共同生活屏幕时间完成横幅必须先关闭，再等待角色回复。模型失败时真实结果保存在 phoneFactRetry 中并自动重试，不得补写假回复。Windows 850/850；Mac 和真实 iPhone 未验证。</w:t>
+      </w:r>
+    </w:p>
+    <w:p>
+      <w:pPr>
+        <w:pStyle w:val="Heading1"/>
+        <w:pageBreakBefore/>
+      </w:pPr>
+      <w:r>
+        <w:rPr>
+          <w:rFonts w:ascii="等线" w:hAnsi="等线" w:eastAsia="等线"/>
+          <w:sz w:val="32"/>
+        </w:rPr>
+        <w:t>v1002 回复回归热修接手说明（2026-08-20）</w:t>
+      </w:r>
+    </w:p>
+    <w:p>
+      <w:pPr>
+        <w:spacing w:after="120" w:line="300" w:lineRule="auto"/>
+      </w:pPr>
+      <w:r>
+        <w:rPr>
+          <w:rFonts w:ascii="等线" w:hAnsi="等线" w:eastAsia="等线"/>
+          <w:sz w:val="21"/>
+        </w:rPr>
+        <w:t>真实 Git 基线仍是 v1000：main、HEAD、origin/main 均为 42a7b1587ce53070d82d38320c79d1941c603a80。工作区包含未提交的 v1001／v1002 与回复回归热修；不得整体回退、覆盖用户未跟踪资料、提交、推送或打包，除非用户明确授权。</w:t>
+      </w:r>
+    </w:p>
+    <w:p>
+      <w:pPr>
+        <w:spacing w:after="120" w:line="300" w:lineRule="auto"/>
+      </w:pPr>
+      <w:r>
+        <w:rPr>
+          <w:rFonts w:ascii="等线" w:hAnsi="等线" w:eastAsia="等线"/>
+          <w:sz w:val="21"/>
+        </w:rPr>
+        <w:t>禁止恢复 phoneFactRetry 的 retryAt 自动模型重放。旧 retryAt 只迁移为 manual 并保留真实数据；真实读取预先占用或中途接管时，手动回复必须静默结束，不能二次请求或误报 API。朋友圈中断只变为真实失败与手动重试，不能生成假回复。</w:t>
+      </w:r>
+    </w:p>
+    <w:p>
+      <w:pPr>
+        <w:spacing w:after="120" w:line="300" w:lineRule="auto"/>
+      </w:pPr>
+      <w:r>
+        <w:rPr>
+          <w:rFonts w:ascii="等线" w:hAnsi="等线" w:eastAsia="等线"/>
+          <w:sz w:val="21"/>
+        </w:rPr>
+        <w:t>Windows 当前结果为专项 79／79、完整 850／850。下一步必须在 Mac 从全新工程编译，并在真实 iPhone 先验证普通微信回复时延、朋友圈评论、屏幕时间完成态和重开后的旧 retryAt 迁移，再继续处理其他功能。</w:t>
+      </w:r>
+    </w:p>
+    <w:p>
+      <w:pPr>
+        <w:pStyle w:val="Heading1"/>
+        <w:pageBreakBefore/>
+      </w:pPr>
+      <w:r>
+        <w:rPr>
+          <w:rFonts w:ascii="等线" w:hAnsi="等线" w:eastAsia="等线"/>
+          <w:sz w:val="32"/>
+        </w:rPr>
+        <w:t>v1003 接手说明｜回复链路回归修复候选（2026-08-20）</w:t>
+      </w:r>
+    </w:p>
+    <w:p>
+      <w:pPr>
+        <w:spacing w:after="120" w:line="300" w:lineRule="auto"/>
+      </w:pPr>
+      <w:r>
+        <w:rPr>
+          <w:rFonts w:ascii="等线" w:hAnsi="等线" w:eastAsia="等线"/>
+          <w:sz w:val="21"/>
+        </w:rPr>
+        <w:t>当前候选：网页 v1003、私人 iOS 1.0.124 (124)、原生桥 25。Git 提交前最后正常历史基线仍是 v1000；v1003 是包含 v1001／v1002 功能与回复回归修复的新候选。</w:t>
+      </w:r>
+    </w:p>
+    <w:p>
+      <w:pPr>
+        <w:spacing w:after="120" w:line="300" w:lineRule="auto"/>
+      </w:pPr>
+      <w:r>
+        <w:rPr>
+          <w:rFonts w:ascii="等线" w:hAnsi="等线" w:eastAsia="等线"/>
+          <w:sz w:val="21"/>
+        </w:rPr>
+        <w:t>Mac 必须完整解压 SmallPhone_v1003_ReplyPipelineRegressionRepair，全新打开 PhoneCompanionTest.xcodeproj。先测普通回复和朋友圈，再做共同生活屏幕时间读取并立刻复测两者；重开 App 后确认旧自动重试不再运行。</w:t>
+      </w:r>
+    </w:p>
+    <w:p>
+      <w:pPr>
+        <w:spacing w:after="120" w:line="300" w:lineRule="auto"/>
+      </w:pPr>
+      <w:r>
+        <w:rPr>
+          <w:rFonts w:ascii="等线" w:hAnsi="等线" w:eastAsia="等线"/>
+          <w:sz w:val="21"/>
+        </w:rPr>
+        <w:t>Windows 完整回归 850／850。Mac 编译、签名和真实 iPhone 未完成；不得把 ZIP、提交或推送等同于真机通过。</w:t>
+      </w:r>
+    </w:p>
+    <w:p>
+      <w:pPr>
+        <w:pStyle w:val="Heading1"/>
+        <w:pageBreakBefore/>
+      </w:pPr>
+      <w:r>
+        <w:rPr>
+          <w:rFonts w:ascii="等线" w:hAnsi="等线" w:eastAsia="等线"/>
+          <w:sz w:val="32"/>
+        </w:rPr>
+        <w:t>v1006 接手说明｜后台模型、通话与朋友圈回复修复候选（2026-08-20）</w:t>
+      </w:r>
+    </w:p>
+    <w:p>
+      <w:pPr>
+        <w:spacing w:after="120" w:line="300" w:lineRule="auto"/>
+      </w:pPr>
+      <w:r>
+        <w:rPr>
+          <w:rFonts w:ascii="等线" w:hAnsi="等线" w:eastAsia="等线"/>
+          <w:sz w:val="21"/>
+        </w:rPr>
+        <w:t>当前候选：网页 v1006、私人 iOS 1.0.127 (127)、原生桥 25。Windows 完整回归 857／857；独立云 phone-role-push 已部署。不得把提交、ZIP、云函数部署或 Windows 测试写成 Mac／真机通过。</w:t>
+      </w:r>
+    </w:p>
+    <w:p>
+      <w:pPr>
+        <w:spacing w:after="120" w:line="300" w:lineRule="auto"/>
+      </w:pPr>
+      <w:r>
+        <w:rPr>
+          <w:rFonts w:ascii="等线" w:hAnsi="等线" w:eastAsia="等线"/>
+          <w:sz w:val="21"/>
+        </w:rPr>
+        <w:t>Mac 必须完整解压 SmallPhone_v1006_CallMomentsBackgroundRepair，全新打开 PhoneCompanionTest.xcodeproj，执行 Product → Clean Build Folder 后再编译安装，不覆盖旧工程。</w:t>
+      </w:r>
+    </w:p>
+    <w:p>
+      <w:pPr>
+        <w:spacing w:after="120" w:line="300" w:lineRule="auto"/>
+      </w:pPr>
+      <w:r>
+        <w:rPr>
+          <w:rFonts w:ascii="等线" w:hAnsi="等线" w:eastAsia="等线"/>
+          <w:sz w:val="21"/>
+        </w:rPr>
+        <w:t>真机按顺序验收：普通微信回复；电话声音与字幕且不连接超时；朋友圈真实评论回复与失败重试不伪造；设置 → 聊天与媒体立即模拟后台主动消息，确认 App 已退到桌面后收到通知，再返回 App 查看服务器模型和 APNs 的真实结果。</w:t>
       </w:r>
     </w:p>
     <w:sectPr>
